--- a/docs/软著/过程材料/05-技术方案-架构与数据库设计.docx
+++ b/docs/软著/过程材料/05-技术方案-架构与数据库设计.docx
@@ -408,10 +408,10 @@
       <w:r>
         <w:rPr>
           <w:rFonts w:ascii="Times New Roman" w:hAnsi="Times New Roman" w:eastAsia="宋体"/>
-          <w:b w:val="0"/>
+          <w:b/>
           <w:sz w:val="21"/>
         </w:rPr>
-        <w:t>**四个关键设计决定：**</w:t>
+        <w:t>四个关键设计决定：</w:t>
       </w:r>
     </w:p>
     <w:p>
@@ -422,10 +422,34 @@
       <w:r>
         <w:rPr>
           <w:rFonts w:ascii="Times New Roman" w:hAnsi="Times New Roman" w:eastAsia="宋体"/>
+          <w:b/>
+          <w:sz w:val="21"/>
+        </w:rPr>
+        <w:t>本机 HTTP 服务而不是 file://</w:t>
+      </w:r>
+      <w:r>
+        <w:rPr>
+          <w:rFonts w:ascii="Times New Roman" w:hAnsi="Times New Roman" w:eastAsia="宋体"/>
           <w:b w:val="0"/>
           <w:sz w:val="21"/>
         </w:rPr>
-        <w:t>**本机 HTTP 服务而不是 file://**：页面与主进程用 HTTP 通信，`/api/*` 才能工作；端口用 0 由系统分配，不写死；</w:t>
+        <w:t>：页面与主进程用 HTTP 通信，</w:t>
+      </w:r>
+      <w:r>
+        <w:rPr>
+          <w:rFonts w:ascii="Courier New" w:hAnsi="Courier New" w:eastAsia="宋体"/>
+          <w:b w:val="0"/>
+          <w:sz w:val="21"/>
+        </w:rPr>
+        <w:t>/api/*</w:t>
+      </w:r>
+      <w:r>
+        <w:rPr>
+          <w:rFonts w:ascii="Times New Roman" w:hAnsi="Times New Roman" w:eastAsia="宋体"/>
+          <w:b w:val="0"/>
+          <w:sz w:val="21"/>
+        </w:rPr>
+        <w:t xml:space="preserve"> 才能工作；端口用 0 由系统分配，不写死；</w:t>
       </w:r>
     </w:p>
     <w:p>
@@ -436,10 +460,18 @@
       <w:r>
         <w:rPr>
           <w:rFonts w:ascii="Times New Roman" w:hAnsi="Times New Roman" w:eastAsia="宋体"/>
+          <w:b/>
+          <w:sz w:val="21"/>
+        </w:rPr>
+        <w:t>进程内隔离</w:t>
+      </w:r>
+      <w:r>
+        <w:rPr>
+          <w:rFonts w:ascii="Times New Roman" w:hAnsi="Times New Roman" w:eastAsia="宋体"/>
           <w:b w:val="0"/>
           <w:sz w:val="21"/>
         </w:rPr>
-        <w:t>**进程内隔离**：模型产出的代码在 Worker 沙箱中试运行，超时、内存、死循环都被拦住，不污染主进程；</w:t>
+        <w:t>：模型产出的代码在 Worker 沙箱中试运行，超时、内存、死循环都被拦住，不污染主进程；</w:t>
       </w:r>
     </w:p>
     <w:p>
@@ -450,10 +482,18 @@
       <w:r>
         <w:rPr>
           <w:rFonts w:ascii="Times New Roman" w:hAnsi="Times New Roman" w:eastAsia="宋体"/>
+          <w:b/>
+          <w:sz w:val="21"/>
+        </w:rPr>
+        <w:t>配置快照</w:t>
+      </w:r>
+      <w:r>
+        <w:rPr>
+          <w:rFonts w:ascii="Times New Roman" w:hAnsi="Times New Roman" w:eastAsia="宋体"/>
           <w:b w:val="0"/>
           <w:sz w:val="21"/>
         </w:rPr>
-        <w:t>**配置快照**：每道题开始运行时冻结一份配置与规则快照，运行中改配置不影响本次；</w:t>
+        <w:t>：每道题开始运行时冻结一份配置与规则快照，运行中改配置不影响本次；</w:t>
       </w:r>
     </w:p>
     <w:p>
@@ -464,10 +504,18 @@
       <w:r>
         <w:rPr>
           <w:rFonts w:ascii="Times New Roman" w:hAnsi="Times New Roman" w:eastAsia="宋体"/>
+          <w:b/>
+          <w:sz w:val="21"/>
+        </w:rPr>
+        <w:t>数据全本地</w:t>
+      </w:r>
+      <w:r>
+        <w:rPr>
+          <w:rFonts w:ascii="Times New Roman" w:hAnsi="Times New Roman" w:eastAsia="宋体"/>
           <w:b w:val="0"/>
           <w:sz w:val="21"/>
         </w:rPr>
-        <w:t>**数据全本地**：题目、密钥、历史、导出物都在本机目录，只有模型调用出网。</w:t>
+        <w:t>：题目、密钥、历史、导出物都在本机目录，只有模型调用出网。</w:t>
       </w:r>
     </w:p>
     <w:p>
@@ -1511,11 +1559,11 @@
             <w:r/>
             <w:r>
               <w:rPr>
-                <w:rFonts w:ascii="Times New Roman" w:hAnsi="Times New Roman" w:eastAsia="宋体"/>
+                <w:rFonts w:ascii="Courier New" w:hAnsi="Courier New" w:eastAsia="宋体"/>
                 <w:b w:val="0"/>
                 <w:sz w:val="19"/>
               </w:rPr>
-              <w:t>`%APPDATA%\xiaofeiyu-physics-animation\data\`</w:t>
+              <w:t>%APPDATA%\xiaofeiyu-physics-animation\data\</w:t>
             </w:r>
           </w:p>
         </w:tc>
@@ -1545,11 +1593,11 @@
             <w:r/>
             <w:r>
               <w:rPr>
-                <w:rFonts w:ascii="Times New Roman" w:hAnsi="Times New Roman" w:eastAsia="宋体"/>
+                <w:rFonts w:ascii="Courier New" w:hAnsi="Courier New" w:eastAsia="宋体"/>
                 <w:b w:val="0"/>
                 <w:sz w:val="19"/>
               </w:rPr>
-              <w:t>`…\data\ai-rules\knowledgecard\`</w:t>
+              <w:t>…\data\ai-rules\knowledgecard\</w:t>
             </w:r>
           </w:p>
         </w:tc>
@@ -1579,11 +1627,11 @@
             <w:r/>
             <w:r>
               <w:rPr>
-                <w:rFonts w:ascii="Times New Roman" w:hAnsi="Times New Roman" w:eastAsia="宋体"/>
+                <w:rFonts w:ascii="Courier New" w:hAnsi="Courier New" w:eastAsia="宋体"/>
                 <w:b w:val="0"/>
                 <w:sz w:val="19"/>
               </w:rPr>
-              <w:t>`…\data\ai-rules\prompts\`</w:t>
+              <w:t>…\data\ai-rules\prompts\</w:t>
             </w:r>
           </w:p>
         </w:tc>
@@ -1613,11 +1661,11 @@
             <w:r/>
             <w:r>
               <w:rPr>
-                <w:rFonts w:ascii="Times New Roman" w:hAnsi="Times New Roman" w:eastAsia="宋体"/>
+                <w:rFonts w:ascii="Courier New" w:hAnsi="Courier New" w:eastAsia="宋体"/>
                 <w:b w:val="0"/>
                 <w:sz w:val="19"/>
               </w:rPr>
-              <w:t>`…\data\history.db`</w:t>
+              <w:t>…\data\history.db</w:t>
             </w:r>
           </w:p>
         </w:tc>
@@ -1647,11 +1695,11 @@
             <w:r/>
             <w:r>
               <w:rPr>
-                <w:rFonts w:ascii="Times New Roman" w:hAnsi="Times New Roman" w:eastAsia="宋体"/>
+                <w:rFonts w:ascii="Courier New" w:hAnsi="Courier New" w:eastAsia="宋体"/>
                 <w:b w:val="0"/>
                 <w:sz w:val="19"/>
               </w:rPr>
-              <w:t>`文档\小肥鱼物理解题动画\导出\`</w:t>
+              <w:t>文档\小肥鱼物理解题动画\导出\</w:t>
             </w:r>
           </w:p>
         </w:tc>
@@ -1685,7 +1733,15 @@
                 <w:b w:val="0"/>
                 <w:sz w:val="19"/>
               </w:rPr>
-              <w:t>软件目录\`开源日志\`</w:t>
+              <w:t>软件目录\</w:t>
+            </w:r>
+            <w:r>
+              <w:rPr>
+                <w:rFonts w:ascii="Courier New" w:hAnsi="Courier New" w:eastAsia="宋体"/>
+                <w:b w:val="0"/>
+                <w:sz w:val="19"/>
+              </w:rPr>
+              <w:t>开源日志\</w:t>
             </w:r>
           </w:p>
         </w:tc>
@@ -1790,11 +1846,11 @@
             <w:r/>
             <w:r>
               <w:rPr>
-                <w:rFonts w:ascii="Times New Roman" w:hAnsi="Times New Roman" w:eastAsia="宋体"/>
+                <w:rFonts w:ascii="Courier New" w:hAnsi="Courier New" w:eastAsia="宋体"/>
                 <w:b w:val="0"/>
                 <w:sz w:val="19"/>
               </w:rPr>
-              <w:t>`runs`</w:t>
+              <w:t>runs</w:t>
             </w:r>
           </w:p>
         </w:tc>
@@ -1840,11 +1896,11 @@
             <w:r/>
             <w:r>
               <w:rPr>
-                <w:rFonts w:ascii="Times New Roman" w:hAnsi="Times New Roman" w:eastAsia="宋体"/>
+                <w:rFonts w:ascii="Courier New" w:hAnsi="Courier New" w:eastAsia="宋体"/>
                 <w:b w:val="0"/>
                 <w:sz w:val="19"/>
               </w:rPr>
-              <w:t>`run_stages`</w:t>
+              <w:t>run_stages</w:t>
             </w:r>
           </w:p>
         </w:tc>
@@ -1890,11 +1946,11 @@
             <w:r/>
             <w:r>
               <w:rPr>
-                <w:rFonts w:ascii="Times New Roman" w:hAnsi="Times New Roman" w:eastAsia="宋体"/>
+                <w:rFonts w:ascii="Courier New" w:hAnsi="Courier New" w:eastAsia="宋体"/>
                 <w:b w:val="0"/>
                 <w:sz w:val="19"/>
               </w:rPr>
-              <w:t>`audit_log`</w:t>
+              <w:t>audit_log</w:t>
             </w:r>
           </w:p>
         </w:tc>
@@ -1940,11 +1996,11 @@
             <w:r/>
             <w:r>
               <w:rPr>
-                <w:rFonts w:ascii="Times New Roman" w:hAnsi="Times New Roman" w:eastAsia="宋体"/>
+                <w:rFonts w:ascii="Courier New" w:hAnsi="Courier New" w:eastAsia="宋体"/>
                 <w:b w:val="0"/>
                 <w:sz w:val="19"/>
               </w:rPr>
-              <w:t>`meta`</w:t>
+              <w:t>meta</w:t>
             </w:r>
           </w:p>
         </w:tc>
@@ -1986,10 +2042,48 @@
       <w:r>
         <w:rPr>
           <w:rFonts w:ascii="Times New Roman" w:hAnsi="Times New Roman" w:eastAsia="宋体"/>
+          <w:b/>
+          <w:sz w:val="21"/>
+        </w:rPr>
+        <w:t>约束：</w:t>
+      </w:r>
+    </w:p>
+    <w:p>
+      <w:pPr>
+        <w:pStyle w:val="ListBullet"/>
+        <w:spacing w:after="40"/>
+      </w:pPr>
+      <w:r>
+        <w:rPr>
+          <w:rFonts w:ascii="Courier New" w:hAnsi="Courier New" w:eastAsia="宋体"/>
           <w:b w:val="0"/>
           <w:sz w:val="21"/>
         </w:rPr>
-        <w:t>**约束：**</w:t>
+        <w:t>runs</w:t>
+      </w:r>
+      <w:r>
+        <w:rPr>
+          <w:rFonts w:ascii="Times New Roman" w:hAnsi="Times New Roman" w:eastAsia="宋体"/>
+          <w:b w:val="0"/>
+          <w:sz w:val="21"/>
+        </w:rPr>
+        <w:t xml:space="preserve"> 与 </w:t>
+      </w:r>
+      <w:r>
+        <w:rPr>
+          <w:rFonts w:ascii="Courier New" w:hAnsi="Courier New" w:eastAsia="宋体"/>
+          <w:b w:val="0"/>
+          <w:sz w:val="21"/>
+        </w:rPr>
+        <w:t>run_stages</w:t>
+      </w:r>
+      <w:r>
+        <w:rPr>
+          <w:rFonts w:ascii="Times New Roman" w:hAnsi="Times New Roman" w:eastAsia="宋体"/>
+          <w:b w:val="0"/>
+          <w:sz w:val="21"/>
+        </w:rPr>
+        <w:t xml:space="preserve"> 为父子关系，删除运行记录时级联清理；</w:t>
       </w:r>
     </w:p>
     <w:p>
@@ -2000,24 +2094,50 @@
       <w:r>
         <w:rPr>
           <w:rFonts w:ascii="Times New Roman" w:hAnsi="Times New Roman" w:eastAsia="宋体"/>
-          <w:b w:val="0"/>
+          <w:b/>
           <w:sz w:val="21"/>
         </w:rPr>
-        <w:t>`runs` 与 `run_stages` 为父子关系，删除运行记录时级联清理；</w:t>
+        <w:t>密钥不落库</w:t>
       </w:r>
-    </w:p>
-    <w:p>
-      <w:pPr>
-        <w:pStyle w:val="ListBullet"/>
-        <w:spacing w:after="40"/>
-      </w:pPr>
       <w:r>
         <w:rPr>
           <w:rFonts w:ascii="Times New Roman" w:hAnsi="Times New Roman" w:eastAsia="宋体"/>
           <w:b w:val="0"/>
           <w:sz w:val="21"/>
         </w:rPr>
-        <w:t>**密钥不落库**：写入前按已知 Key 值、`Bearer` 形态、`sk-` 形态三重脱敏；</w:t>
+        <w:t>：写入前按已知 Key 值、</w:t>
+      </w:r>
+      <w:r>
+        <w:rPr>
+          <w:rFonts w:ascii="Courier New" w:hAnsi="Courier New" w:eastAsia="宋体"/>
+          <w:b w:val="0"/>
+          <w:sz w:val="21"/>
+        </w:rPr>
+        <w:t>Bearer</w:t>
+      </w:r>
+      <w:r>
+        <w:rPr>
+          <w:rFonts w:ascii="Times New Roman" w:hAnsi="Times New Roman" w:eastAsia="宋体"/>
+          <w:b w:val="0"/>
+          <w:sz w:val="21"/>
+        </w:rPr>
+        <w:t xml:space="preserve"> 形态、</w:t>
+      </w:r>
+      <w:r>
+        <w:rPr>
+          <w:rFonts w:ascii="Courier New" w:hAnsi="Courier New" w:eastAsia="宋体"/>
+          <w:b w:val="0"/>
+          <w:sz w:val="21"/>
+        </w:rPr>
+        <w:t>sk-</w:t>
+      </w:r>
+      <w:r>
+        <w:rPr>
+          <w:rFonts w:ascii="Times New Roman" w:hAnsi="Times New Roman" w:eastAsia="宋体"/>
+          <w:b w:val="0"/>
+          <w:sz w:val="21"/>
+        </w:rPr>
+        <w:t xml:space="preserve"> 形态三重脱敏；</w:t>
       </w:r>
     </w:p>
     <w:p>
@@ -2045,7 +2165,23 @@
           <w:b w:val="0"/>
           <w:sz w:val="21"/>
         </w:rPr>
-        <w:t>老库按字段改名迁移（历史字段）并在 `meta` 中记录结构版本。</w:t>
+        <w:t xml:space="preserve">老库按字段改名迁移（历史字段）并在 </w:t>
+      </w:r>
+      <w:r>
+        <w:rPr>
+          <w:rFonts w:ascii="Courier New" w:hAnsi="Courier New" w:eastAsia="宋体"/>
+          <w:b w:val="0"/>
+          <w:sz w:val="21"/>
+        </w:rPr>
+        <w:t>meta</w:t>
+      </w:r>
+      <w:r>
+        <w:rPr>
+          <w:rFonts w:ascii="Times New Roman" w:hAnsi="Times New Roman" w:eastAsia="宋体"/>
+          <w:b w:val="0"/>
+          <w:sz w:val="21"/>
+        </w:rPr>
+        <w:t xml:space="preserve"> 中记录结构版本。</w:t>
       </w:r>
     </w:p>
     <w:p>
@@ -2236,7 +2372,55 @@
                 <w:b w:val="0"/>
                 <w:sz w:val="19"/>
               </w:rPr>
-              <w:t>静态判据拦 `require`/`eval`/`Function`/原型链逃逸；沙箱拦死循环与超内存</w:t>
+              <w:t xml:space="preserve">静态判据拦 </w:t>
+            </w:r>
+            <w:r>
+              <w:rPr>
+                <w:rFonts w:ascii="Courier New" w:hAnsi="Courier New" w:eastAsia="宋体"/>
+                <w:b w:val="0"/>
+                <w:sz w:val="19"/>
+              </w:rPr>
+              <w:t>require</w:t>
+            </w:r>
+            <w:r>
+              <w:rPr>
+                <w:rFonts w:ascii="Times New Roman" w:hAnsi="Times New Roman" w:eastAsia="宋体"/>
+                <w:b w:val="0"/>
+                <w:sz w:val="19"/>
+              </w:rPr>
+              <w:t>/</w:t>
+            </w:r>
+            <w:r>
+              <w:rPr>
+                <w:rFonts w:ascii="Courier New" w:hAnsi="Courier New" w:eastAsia="宋体"/>
+                <w:b w:val="0"/>
+                <w:sz w:val="19"/>
+              </w:rPr>
+              <w:t>eval</w:t>
+            </w:r>
+            <w:r>
+              <w:rPr>
+                <w:rFonts w:ascii="Times New Roman" w:hAnsi="Times New Roman" w:eastAsia="宋体"/>
+                <w:b w:val="0"/>
+                <w:sz w:val="19"/>
+              </w:rPr>
+              <w:t>/</w:t>
+            </w:r>
+            <w:r>
+              <w:rPr>
+                <w:rFonts w:ascii="Courier New" w:hAnsi="Courier New" w:eastAsia="宋体"/>
+                <w:b w:val="0"/>
+                <w:sz w:val="19"/>
+              </w:rPr>
+              <w:t>Function</w:t>
+            </w:r>
+            <w:r>
+              <w:rPr>
+                <w:rFonts w:ascii="Times New Roman" w:hAnsi="Times New Roman" w:eastAsia="宋体"/>
+                <w:b w:val="0"/>
+                <w:sz w:val="19"/>
+              </w:rPr>
+              <w:t>/原型链逃逸；沙箱拦死循环与超内存</w:t>
             </w:r>
           </w:p>
         </w:tc>
